--- a/pr-preview/pr-196/chapters/slides-posters-figures-tracked-changes.docx
+++ b/pr-preview/pr-196/chapters/slides-posters-figures-tracked-changes.docx
@@ -26,7 +26,7 @@
       </w:pPr>
       <w:ins w:id="2" w:author="PR Preview" w:date="2026-01-01T00:00:00Z">
         <w:r>
-          <w:t xml:space="preserve">Last modified: 2026-10-14 01:38:47 (PDT)</w:t>
+          <w:t xml:space="preserve">Last modified: 2026-10-14 01:47:52 (PDT)</w:t>
         </w:r>
       </w:ins>
     </w:p>
@@ -1058,7 +1058,13 @@
               <w:spacing w:before="16" w:after="16"/>
             </w:pPr>
             <w:r>
-              <w:t xml:space="preserve">Adapted from the</w:t>
+              <w:t xml:space="preserve">The sections on slide decks, presentation resources and scientific figures</w:t>
+            </w:r>
+            <w:r>
+              <w:t xml:space="preserve"> </w:t>
+            </w:r>
+            <w:r>
+              <w:t xml:space="preserve">are adapted from the</w:t>
             </w:r>
             <w:r>
               <w:t xml:space="preserve"> </w:t>
@@ -1122,6 +1128,12 @@
             </w:r>
             <w:r>
               <w:t xml:space="preserve">by Jade Benjamin-Chung.</w:t>
+            </w:r>
+            <w:r>
+              <w:t xml:space="preserve"> </w:t>
+            </w:r>
+            <w:r>
+              <w:t xml:space="preserve">The section on three-dimensional graphs is original to this guide.</w:t>
             </w:r>
           </w:p>
           <w:p/>

--- a/pr-preview/pr-196/chapters/slides-posters-figures-tracked-changes.docx
+++ b/pr-preview/pr-196/chapters/slides-posters-figures-tracked-changes.docx
@@ -16,7 +16,7 @@
       </w:pPr>
       <w:del w:id="1" w:author="PR Preview" w:date="2026-01-01T00:00:00Z">
         <w:r>
-          <w:delText xml:space="preserve">Last modified: 2026-10-13 21:04:16 (PDT)</w:delText>
+          <w:delText xml:space="preserve">Last modified: 2026-10-14 01:49:34 (PDT)</w:delText>
         </w:r>
       </w:del>
     </w:p>
@@ -26,7 +26,7 @@
       </w:pPr>
       <w:ins w:id="2" w:author="PR Preview" w:date="2026-01-01T00:00:00Z">
         <w:r>
-          <w:t xml:space="preserve">Last modified: 2026-10-14 01:47:52 (PDT)</w:t>
+          <w:t xml:space="preserve">Last modified: 2026-10-14 01:54:24 (PDT)</w:t>
         </w:r>
       </w:ins>
     </w:p>
